--- a/머신러닝-데이터분석-기초/딕셔너리와_클래스_보충학습지.docx
+++ b/머신러닝-데이터분석-기초/딕셔너리와_클래스_보충학습지.docx
@@ -3121,399 +3121,6 @@
         </w:tc>
       </w:tr>
     </w:tbl>
-    <w:p>
-      <w:pPr>
-        <w:pStyle w:val="Heading1"/>
-      </w:pPr>
-      <w:r>
-        <w:t xml:space="preserve">6. 확인 퀴즈</w:t>
-      </w:r>
-    </w:p>
-    <w:p>
-      <w:pPr>
-        <w:pStyle w:val="ListParagraph"/>
-        <w:numPr>
-          <w:ilvl w:val="0"/>
-          <w:numId w:val="3"/>
-        </w:numPr>
-        <w:spacing w:after="80" w:line="264"/>
-      </w:pPr>
-      <w:r>
-        <w:t xml:space="preserve">딕셔너리에서 키가 없을 때 오류를 내는 접근 방식과, 기본값을 돌려주는 안전한 방식을 각각 쓰시오.</w:t>
-      </w:r>
-    </w:p>
-    <w:p>
-      <w:pPr>
-        <w:pStyle w:val="ListParagraph"/>
-        <w:numPr>
-          <w:ilvl w:val="0"/>
-          <w:numId w:val="3"/>
-        </w:numPr>
-        <w:spacing w:after="80" w:line="264"/>
-      </w:pPr>
-      <w:r>
-        <w:t xml:space="preserve">person = {"a":1} 에 키 "b"에 값 2를 추가하는 코드 한 줄을 쓰시오.</w:t>
-      </w:r>
-    </w:p>
-    <w:p>
-      <w:pPr>
-        <w:pStyle w:val="ListParagraph"/>
-        <w:numPr>
-          <w:ilvl w:val="0"/>
-          <w:numId w:val="3"/>
-        </w:numPr>
-        <w:spacing w:after="80" w:line="264"/>
-      </w:pPr>
-      <w:r>
-        <w:t xml:space="preserve">클래스, 객체(인스턴스)를 '붕어빵'에 비유하면 각각 무엇에 해당하는가?</w:t>
-      </w:r>
-    </w:p>
-    <w:p>
-      <w:pPr>
-        <w:pStyle w:val="ListParagraph"/>
-        <w:numPr>
-          <w:ilvl w:val="0"/>
-          <w:numId w:val="3"/>
-        </w:numPr>
-        <w:spacing w:after="80" w:line="264"/>
-      </w:pPr>
-      <w:r>
-        <w:t xml:space="preserve">속성(attribute)과 메소드(method)의 차이를 한 문장으로 설명하시오.</w:t>
-      </w:r>
-    </w:p>
-    <w:p>
-      <w:pPr>
-        <w:pStyle w:val="ListParagraph"/>
-        <w:numPr>
-          <w:ilvl w:val="0"/>
-          <w:numId w:val="3"/>
-        </w:numPr>
-        <w:spacing w:after="80" w:line="264"/>
-      </w:pPr>
-      <w:r>
-        <w:t xml:space="preserve">__init__ 메소드는 언제 실행되며 무슨 역할을 하는가?</w:t>
-      </w:r>
-    </w:p>
-    <w:p>
-      <w:pPr>
-        <w:pStyle w:val="ListParagraph"/>
-        <w:numPr>
-          <w:ilvl w:val="0"/>
-          <w:numId w:val="3"/>
-        </w:numPr>
-        <w:spacing w:after="80" w:line="264"/>
-      </w:pPr>
-      <w:r>
-        <w:t xml:space="preserve">메소드의 첫 매개변수 self 는 무엇을 가리키는가?</w:t>
-      </w:r>
-    </w:p>
-    <w:p>
-      <w:pPr>
-        <w:pStyle w:val="ListParagraph"/>
-        <w:numPr>
-          <w:ilvl w:val="0"/>
-          <w:numId w:val="3"/>
-        </w:numPr>
-        <w:spacing w:after="80" w:line="264"/>
-      </w:pPr>
-      <w:r>
-        <w:t xml:space="preserve">alice = Person("Alice", 30) 로 만든 뒤 이름 속성에 접근하는 코드는?</w:t>
-      </w:r>
-    </w:p>
-    <w:p>
-      <w:pPr>
-        <w:pStyle w:val="ListParagraph"/>
-        <w:numPr>
-          <w:ilvl w:val="0"/>
-          <w:numId w:val="3"/>
-        </w:numPr>
-        <w:spacing w:after="80" w:line="264"/>
-      </w:pPr>
-      <w:r>
-        <w:t xml:space="preserve">딕셔너리 접근 alice["name"] 과 객체 접근 alice.name 의 표기 차이는?</w:t>
-      </w:r>
-    </w:p>
-    <w:p>
-      <w:r>
-        <w:br w:type="page"/>
-      </w:r>
-    </w:p>
-    <w:p>
-      <w:pPr>
-        <w:pStyle w:val="Heading1"/>
-      </w:pPr>
-      <w:r>
-        <w:t xml:space="preserve">정답 및 해설</w:t>
-      </w:r>
-    </w:p>
-    <w:p>
-      <w:pPr>
-        <w:shd w:fill="E2EFDA" w:val="clear"/>
-        <w:spacing w:after="100" w:line="264"/>
-      </w:pPr>
-      <w:r>
-        <w:rPr>
-          <w:b/>
-          <w:bCs/>
-          <w:color w:val="375623"/>
-        </w:rPr>
-        <w:t xml:space="preserve">1. </w:t>
-      </w:r>
-      <w:r>
-        <w:t xml:space="preserve">오류: </w:t>
-      </w:r>
-      <w:r>
-        <w:rPr>
-          <w:b/>
-          <w:bCs/>
-        </w:rPr>
-        <w:t xml:space="preserve">person["key"]</w:t>
-      </w:r>
-      <w:r>
-        <w:t xml:space="preserve"> (KeyError) / 안전: </w:t>
-      </w:r>
-      <w:r>
-        <w:rPr>
-          <w:b/>
-          <w:bCs/>
-        </w:rPr>
-        <w:t xml:space="preserve">person.get("key", 기본값)</w:t>
-      </w:r>
-      <w:r>
-        <w:t xml:space="preserve">.</w:t>
-      </w:r>
-    </w:p>
-    <w:p>
-      <w:pPr>
-        <w:shd w:fill="E2EFDA" w:val="clear"/>
-        <w:spacing w:after="100" w:line="264"/>
-      </w:pPr>
-      <w:r>
-        <w:rPr>
-          <w:b/>
-          <w:bCs/>
-          <w:color w:val="375623"/>
-        </w:rPr>
-        <w:t xml:space="preserve">2. </w:t>
-      </w:r>
-      <w:r>
-        <w:rPr>
-          <w:b/>
-          <w:bCs/>
-        </w:rPr>
-        <w:t xml:space="preserve">person["b"] = 2</w:t>
-      </w:r>
-    </w:p>
-    <w:p>
-      <w:pPr>
-        <w:shd w:fill="E2EFDA" w:val="clear"/>
-        <w:spacing w:after="100" w:line="264"/>
-      </w:pPr>
-      <w:r>
-        <w:rPr>
-          <w:b/>
-          <w:bCs/>
-          <w:color w:val="375623"/>
-        </w:rPr>
-        <w:t xml:space="preserve">3. </w:t>
-      </w:r>
-      <w:r>
-        <w:t xml:space="preserve">클래스 = </w:t>
-      </w:r>
-      <w:r>
-        <w:rPr>
-          <w:b/>
-          <w:bCs/>
-        </w:rPr>
-        <w:t xml:space="preserve">붕어빵 틀(설계도)</w:t>
-      </w:r>
-      <w:r>
-        <w:t xml:space="preserve">, 객체(인스턴스) = </w:t>
-      </w:r>
-      <w:r>
-        <w:rPr>
-          <w:b/>
-          <w:bCs/>
-        </w:rPr>
-        <w:t xml:space="preserve">틀로 찍어낸 붕어빵(실체)</w:t>
-      </w:r>
-      <w:r>
-        <w:t xml:space="preserve">.</w:t>
-      </w:r>
-    </w:p>
-    <w:p>
-      <w:pPr>
-        <w:shd w:fill="E2EFDA" w:val="clear"/>
-        <w:spacing w:after="100" w:line="264"/>
-      </w:pPr>
-      <w:r>
-        <w:rPr>
-          <w:b/>
-          <w:bCs/>
-          <w:color w:val="375623"/>
-        </w:rPr>
-        <w:t xml:space="preserve">4. </w:t>
-      </w:r>
-      <w:r>
-        <w:rPr>
-          <w:b/>
-          <w:bCs/>
-        </w:rPr>
-        <w:t xml:space="preserve">속성</w:t>
-      </w:r>
-      <w:r>
-        <w:t xml:space="preserve">은 객체가 가진 </w:t>
-      </w:r>
-      <w:r>
-        <w:rPr>
-          <w:b/>
-          <w:bCs/>
-        </w:rPr>
-        <w:t xml:space="preserve">데이터·상태</w:t>
-      </w:r>
-      <w:r>
-        <w:t xml:space="preserve">, </w:t>
-      </w:r>
-      <w:r>
-        <w:rPr>
-          <w:b/>
-          <w:bCs/>
-        </w:rPr>
-        <w:t xml:space="preserve">메소드</w:t>
-      </w:r>
-      <w:r>
-        <w:t xml:space="preserve">는 객체가 하는 </w:t>
-      </w:r>
-      <w:r>
-        <w:rPr>
-          <w:b/>
-          <w:bCs/>
-        </w:rPr>
-        <w:t xml:space="preserve">동작·기능(함수)</w:t>
-      </w:r>
-      <w:r>
-        <w:t xml:space="preserve">.</w:t>
-      </w:r>
-    </w:p>
-    <w:p>
-      <w:pPr>
-        <w:shd w:fill="E2EFDA" w:val="clear"/>
-        <w:spacing w:after="100" w:line="264"/>
-      </w:pPr>
-      <w:r>
-        <w:rPr>
-          <w:b/>
-          <w:bCs/>
-          <w:color w:val="375623"/>
-        </w:rPr>
-        <w:t xml:space="preserve">5. </w:t>
-      </w:r>
-      <w:r>
-        <w:t xml:space="preserve">객체가 </w:t>
-      </w:r>
-      <w:r>
-        <w:rPr>
-          <w:b/>
-          <w:bCs/>
-        </w:rPr>
-        <w:t xml:space="preserve">생성될 때 자동으로 한 번</w:t>
-      </w:r>
-      <w:r>
-        <w:t xml:space="preserve"> 실행되며, 객체의 </w:t>
-      </w:r>
-      <w:r>
-        <w:rPr>
-          <w:b/>
-          <w:bCs/>
-        </w:rPr>
-        <w:t xml:space="preserve">속성을 초기화</w:t>
-      </w:r>
-      <w:r>
-        <w:t xml:space="preserve">한다(생성자).</w:t>
-      </w:r>
-    </w:p>
-    <w:p>
-      <w:pPr>
-        <w:shd w:fill="E2EFDA" w:val="clear"/>
-        <w:spacing w:after="100" w:line="264"/>
-      </w:pPr>
-      <w:r>
-        <w:rPr>
-          <w:b/>
-          <w:bCs/>
-          <w:color w:val="375623"/>
-        </w:rPr>
-        <w:t xml:space="preserve">6. </w:t>
-      </w:r>
-      <w:r>
-        <w:rPr>
-          <w:b/>
-          <w:bCs/>
-        </w:rPr>
-        <w:t xml:space="preserve">만들어지는 그 객체 자신</w:t>
-      </w:r>
-      <w:r>
-        <w:t xml:space="preserve">을 가리킨다. self.name 은 '이 객체의 name'을 뜻한다.</w:t>
-      </w:r>
-    </w:p>
-    <w:p>
-      <w:pPr>
-        <w:shd w:fill="E2EFDA" w:val="clear"/>
-        <w:spacing w:after="100" w:line="264"/>
-      </w:pPr>
-      <w:r>
-        <w:rPr>
-          <w:b/>
-          <w:bCs/>
-          <w:color w:val="375623"/>
-        </w:rPr>
-        <w:t xml:space="preserve">7. </w:t>
-      </w:r>
-      <w:r>
-        <w:rPr>
-          <w:b/>
-          <w:bCs/>
-        </w:rPr>
-        <w:t xml:space="preserve">alice.name</w:t>
-      </w:r>
-    </w:p>
-    <w:p>
-      <w:pPr>
-        <w:shd w:fill="E2EFDA" w:val="clear"/>
-        <w:spacing w:after="100" w:line="264"/>
-      </w:pPr>
-      <w:r>
-        <w:rPr>
-          <w:b/>
-          <w:bCs/>
-          <w:color w:val="375623"/>
-        </w:rPr>
-        <w:t xml:space="preserve">8. </w:t>
-      </w:r>
-      <w:r>
-        <w:t xml:space="preserve">딕셔너리는 </w:t>
-      </w:r>
-      <w:r>
-        <w:rPr>
-          <w:b/>
-          <w:bCs/>
-        </w:rPr>
-        <w:t xml:space="preserve">대괄호+키</w:t>
-      </w:r>
-      <w:r>
-        <w:t xml:space="preserve"> (alice["name"]), 객체는 </w:t>
-      </w:r>
-      <w:r>
-        <w:rPr>
-          <w:b/>
-          <w:bCs/>
-        </w:rPr>
-        <w:t xml:space="preserve">점(.)+속성이름</w:t>
-      </w:r>
-      <w:r>
-        <w:t xml:space="preserve"> (alice.name).</w:t>
-      </w:r>
-    </w:p>
     <w:sectPr>
       <w:headerReference w:type="default" r:id="rId7"/>
       <w:footerReference w:type="default" r:id="rId8"/>
